--- a/Docs/wireframe_uiux_nang_bac_luong.docx
+++ b/Docs/wireframe_uiux_nang_bac_luong.docx
@@ -20,10 +20,13 @@
         <w:pStyle w:val="Heading1"/>
       </w:pPr>
       <w:r>
+        <w:t xml:space="preserve">1. Màn </w:t>
+      </w:r>
+      <w:r>
         <w:t>1</w:t>
       </w:r>
       <w:r>
-        <w:t>. Màn 2 - Danh sách đợt xét</w:t>
+        <w:t xml:space="preserve"> - Danh sách đợt xét</w:t>
       </w:r>
     </w:p>
     <w:p>
@@ -138,10 +141,13 @@
       </w:pPr>
       <w:r>
         <w:lastRenderedPageBreak/>
+        <w:t xml:space="preserve">2. Màn </w:t>
+      </w:r>
+      <w:r>
         <w:t>2</w:t>
       </w:r>
       <w:r>
-        <w:t>. Màn 3 - Chi tiết đợt xét</w:t>
+        <w:t xml:space="preserve"> - Chi tiết đợt xét</w:t>
       </w:r>
     </w:p>
     <w:p>
@@ -264,10 +270,13 @@
       </w:pPr>
       <w:r>
         <w:lastRenderedPageBreak/>
+        <w:t xml:space="preserve">3. Màn </w:t>
+      </w:r>
+      <w:r>
         <w:t>3</w:t>
       </w:r>
       <w:r>
-        <w:t>. Màn 4 - Chi tiết xét của nhân viên</w:t>
+        <w:t xml:space="preserve"> - Chi tiết xét của nhân viên</w:t>
       </w:r>
     </w:p>
     <w:p>
@@ -390,10 +399,13 @@
       </w:pPr>
       <w:r>
         <w:lastRenderedPageBreak/>
+        <w:t xml:space="preserve">4. Màn </w:t>
+      </w:r>
+      <w:r>
         <w:t>4</w:t>
       </w:r>
       <w:r>
-        <w:t>. Màn 5 - Lập/Ban hành quyết định</w:t>
+        <w:t xml:space="preserve"> - Lập/Ban hành quyết định</w:t>
       </w:r>
     </w:p>
     <w:p>
@@ -516,10 +528,13 @@
       </w:pPr>
       <w:r>
         <w:lastRenderedPageBreak/>
+        <w:t xml:space="preserve">5. Màn </w:t>
+      </w:r>
+      <w:r>
         <w:t>5</w:t>
       </w:r>
       <w:r>
-        <w:t>. Màn 6 - Lịch sử lương nhân viên</w:t>
+        <w:t xml:space="preserve"> - Lịch sử lương nhân viên</w:t>
       </w:r>
     </w:p>
     <w:p>
@@ -633,10 +648,7 @@
         <w:pStyle w:val="Heading1"/>
       </w:pPr>
       <w:r>
-        <w:t>6</w:t>
-      </w:r>
-      <w:r>
-        <w:t>. Luồng điều hướng đề xuất</w:t>
+        <w:t>6. Luồng điều hướng đề xuất</w:t>
       </w:r>
     </w:p>
     <w:p>
@@ -649,10 +661,7 @@
         <w:pStyle w:val="Heading1"/>
       </w:pPr>
       <w:r>
-        <w:t>7</w:t>
-      </w:r>
-      <w:r>
-        <w:t>. Quy tắc UX dùng chung</w:t>
+        <w:t>7. Quy tắc UX dùng chung</w:t>
       </w:r>
     </w:p>
     <w:p>
@@ -725,10 +734,7 @@
         <w:pStyle w:val="Heading1"/>
       </w:pPr>
       <w:r>
-        <w:t>8</w:t>
-      </w:r>
-      <w:r>
-        <w:t>. Mapping 8 bảng CSDL với UI</w:t>
+        <w:t>8. Mapping 8 bảng CSDL với UI</w:t>
       </w:r>
     </w:p>
     <w:tbl>

--- a/Docs/wireframe_uiux_nang_bac_luong.docx
+++ b/Docs/wireframe_uiux_nang_bac_luong.docx
@@ -20,14 +20,10 @@
         <w:pStyle w:val="Heading1"/>
       </w:pPr>
       <w:r>
-        <w:t xml:space="preserve">1. Màn </w:t>
+        <w:t>1. Màn 1 - Danh sách đợt xét (HR Staff)</w:t>
       </w:r>
-      <w:r>
-        <w:t>1</w:t>
-      </w:r>
-      <w:r>
-        <w:t xml:space="preserve"> - Danh sách đợt xét</w:t>
-      </w:r>
+      <w:r/>
+      <w:r/>
     </w:p>
     <w:p>
       <w:pPr>
@@ -140,15 +136,10 @@
         <w:pStyle w:val="Heading1"/>
       </w:pPr>
       <w:r>
-        <w:lastRenderedPageBreak/>
-        <w:t xml:space="preserve">2. Màn </w:t>
+        <w:t>2. Màn 2 - Chi tiết đợt xét (HR Staff)</w:t>
       </w:r>
-      <w:r>
-        <w:t>2</w:t>
-      </w:r>
-      <w:r>
-        <w:t xml:space="preserve"> - Chi tiết đợt xét</w:t>
-      </w:r>
+      <w:r/>
+      <w:r/>
     </w:p>
     <w:p>
       <w:pPr>
@@ -269,15 +260,10 @@
         <w:pStyle w:val="Heading1"/>
       </w:pPr>
       <w:r>
-        <w:lastRenderedPageBreak/>
-        <w:t xml:space="preserve">3. Màn </w:t>
+        <w:t>3. Màn 3 - Chi tiết xét của nhân viên (HR Staff)</w:t>
       </w:r>
-      <w:r>
-        <w:t>3</w:t>
-      </w:r>
-      <w:r>
-        <w:t xml:space="preserve"> - Chi tiết xét của nhân viên</w:t>
-      </w:r>
+      <w:r/>
+      <w:r/>
     </w:p>
     <w:p>
       <w:pPr>
@@ -345,7 +331,7 @@
         <w:pStyle w:val="ListBullet"/>
       </w:pPr>
       <w:r>
-        <w:t>Bậc đề xuất nên được giới hạn theo thang lương hợp lệ của nhân viên.</w:t>
+        <w:t>Hệ thống tự động tính bậc và hệ số đề xuất cho từng nhân viên đủ điều kiện, giới hạn theo đúng thang lương của họ; HR Staff xem lại giá trị hệ thống đã tính, không tự nhập tay.</w:t>
       </w:r>
     </w:p>
     <w:p>
@@ -377,7 +363,7 @@
         <w:pStyle w:val="ListBullet"/>
       </w:pPr>
       <w:r>
-        <w:t>Lịch sử lương bên cạnh giúp người duyệt có đủ context mà không phải rời màn hình.</w:t>
+        <w:t>Lịch sử lương bên cạnh giúp HR Staff có đủ context mà không phải rời màn hình.</w:t>
       </w:r>
     </w:p>
     <w:p>
@@ -398,15 +384,10 @@
         <w:pStyle w:val="Heading1"/>
       </w:pPr>
       <w:r>
-        <w:lastRenderedPageBreak/>
-        <w:t xml:space="preserve">4. Màn </w:t>
+        <w:t>4. Màn 4 - Lập/Ban hành quyết định (Approver)</w:t>
       </w:r>
-      <w:r>
-        <w:t>4</w:t>
-      </w:r>
-      <w:r>
-        <w:t xml:space="preserve"> - Lập/Ban hành quyết định</w:t>
-      </w:r>
+      <w:r/>
+      <w:r/>
     </w:p>
     <w:p>
       <w:pPr>
@@ -462,6 +443,16 @@
       </w:r>
     </w:p>
     <w:p>
+      <w:r>
+        <w:t>Màn này dành cho Approver, sử dụng sau khi HR Staff đã nộp 1 đợt xét; danh sách nhân viên đã duyệt ở đây phản ánh đúng kết quả sàng lọc của HR Staff, nên không cần thêm màn xem lại riêng trước khi lập quyết định.</w:t>
+      </w:r>
+    </w:p>
+    <w:p>
+      <w:r>
+        <w:t>Lưu nháp tương ứng bước lập quyết định; Ban hành tương ứng bước áp dụng quyết định chính thức (xem User Stories US-06 và US-07).</w:t>
+      </w:r>
+    </w:p>
+    <w:p>
       <w:pPr>
         <w:pStyle w:val="ListBullet"/>
       </w:pPr>
@@ -527,15 +518,10 @@
         <w:pStyle w:val="Heading1"/>
       </w:pPr>
       <w:r>
-        <w:lastRenderedPageBreak/>
-        <w:t xml:space="preserve">5. Màn </w:t>
+        <w:t>5. Màn 5 - Lịch sử lương nhân viên (HR Staff / Approver)</w:t>
       </w:r>
-      <w:r>
-        <w:t>5</w:t>
-      </w:r>
-      <w:r>
-        <w:t xml:space="preserve"> - Lịch sử lương nhân viên</w:t>
-      </w:r>
+      <w:r/>
+      <w:r/>
     </w:p>
     <w:p>
       <w:pPr>
@@ -653,7 +639,12 @@
     </w:p>
     <w:p>
       <w:r>
-        <w:t>Dashboard → Danh sách đợt xét → Chi tiết đợt xét → Chi tiết nhân viên → Gửi/duyệt kết quả → Lập quyết định → Ban hành → Cập nhật lịch sử lương.</w:t>
+        <w:t>Luồng của HR Staff: Dashboard → Danh sách đợt xét → Chi tiết đợt xét → Chi tiết nhân viên → Duyệt/Không duyệt nhân viên → Nộp đợt xét.</w:t>
+      </w:r>
+    </w:p>
+    <w:p>
+      <w:r>
+        <w:t>Luồng của Approver (sau khi đợt xét được nộp): Chi tiết đợt xét → Lập quyết định → Ban hành → Cập nhật lịch sử lương.</w:t>
       </w:r>
     </w:p>
     <w:p>
